--- a/example_articles/setting/Multiple/2.setting_Multiple_New_York_Times.docx
+++ b/example_articles/setting/Multiple/2.setting_Multiple_New_York_Times.docx
@@ -27,17 +27,17 @@
     </w:p>
     <w:p>
       <w:r>
-        <w:t>Source File: NYT/45.DOCX</w:t>
+        <w:t>Source file: NYT/45.DOCX</w:t>
       </w:r>
     </w:p>
     <w:p>
       <w:r>
-        <w:t>Raw locations result: ['Connecticut']</w:t>
+        <w:t>Raw locations result, 'locations': ['Connecticut']</w:t>
       </w:r>
     </w:p>
     <w:p>
       <w:r>
-        <w:t>setting_stand_flat (Standardized): Multiple</w:t>
+        <w:t>Standardized locations result, 'setting_stand_flat': Multiple</w:t>
       </w:r>
     </w:p>
     <w:p>

--- a/example_articles/setting/Multiple/2.setting_Multiple_New_York_Times.docx
+++ b/example_articles/setting/Multiple/2.setting_Multiple_New_York_Times.docx
@@ -7,7 +7,7 @@
         <w:pStyle w:val="Heading1"/>
       </w:pPr>
       <w:r>
-        <w:t>Queens Youth Fatally Shot in Fight Over Moped</w:t>
+        <w:t>The Myth of Classnessness</w:t>
       </w:r>
     </w:p>
     <w:p>
@@ -17,22 +17,22 @@
     </w:p>
     <w:p>
       <w:r>
-        <w:t>Date: 1990-08-03</w:t>
+        <w:t>Date: 1990-10-10</w:t>
       </w:r>
     </w:p>
     <w:p>
       <w:r>
-        <w:t>Section: Section B; Page 1, Column 3; Metropolitan Desk</w:t>
+        <w:t>Section: Section A; Page 23, Column 1; Editorial Desk; Op-Ed</w:t>
       </w:r>
     </w:p>
     <w:p>
       <w:r>
-        <w:t>Source file: NYT/45.DOCX</w:t>
+        <w:t>Source file: NYT/29.DOCX</w:t>
       </w:r>
     </w:p>
     <w:p>
       <w:r>
-        <w:t>Raw locations result, 'locations': ['Connecticut']</w:t>
+        <w:t>Raw locations result, 'locations': ['New Jersey', 'New York']</w:t>
       </w:r>
     </w:p>
     <w:p>
@@ -49,57 +49,37 @@
     </w:p>
     <w:p>
       <w:r>
-        <w:t>A 14-year-old from Queens was shot and killed on Wednesday night in an argument over a moped, the police said.</w:t>
+        <w:t>This country is in shackles, its thought, character and public policy locked in distortion and lies. The deceit stands at the root of Federal and state budgetary chaos and corrodes every aspect of national life. It causes the chief executive to expatiate on the defense of ''our life style'' - our life style - as though the way of life of the privileged were universal. And that obliviousness is but a minor symptom of a vast, country-wide self- deception.</w:t>
         <w:br/>
-        <w:t>The shooting was the most recent in a series of killings over minor disputes that the police say reflect a growing disrespect for life among youths living in crime-ridden neighborhoods.</w:t>
+        <w:t>Several hallowed concepts - independence, individualism, choice -are woven into the web of illusion and self-deception. But presiding over the whole is the icon of classlessness.</w:t>
         <w:br/>
-        <w:t>In Queens the murder weapon was an unlicensed .380 semiautomatic pistol bought from a black-market dealer in the neighborhood, youths from the area said.</w:t>
+        <w:t>George Bush asserts that class is ''for European democracies or something else - it isn't for the United States of America. We are not going to be divided by class.'' The forces behind this icon of classlessness range from the media to the national experience of public education.</w:t>
         <w:br/>
-        <w:t>The victim, Shamel Knight, was shot in the mouth and killed after he had told another teen-ager to stop riding a moped that belonged to a friend of his, the police said.</w:t>
+        <w:t>The myth of classlessness has a history, of course. Caught up in that history, the Framers of the Constitution refused to impose land and property qualifications for Federal office; and 8 out of 10 Americans, in the Depression, claimed to be middle class. In our time, the myth not only lives deep in people's our nerves, but exerts an ever more destructive influence on public policy.</w:t>
         <w:br/>
-        <w:t>The youth identified by witnesses as the gunman, Dion Mines, 19, had told friends in the past that he wanted to become a famous criminal, to make a name for himself as a neighborhood tough.</w:t>
+        <w:t>The myth is in tens of thousands of hours of sitcoms watched by tens of millions, young and old. On ''The Cosby Show,'' black Princeton grads win admission to the law and medical schools of their choice - then chuck it all, preferring to start at the bottom as busboys and waitresses.</w:t>
         <w:br/>
-        <w:t>The shooting was at 11:11 on a quiet street of working-class Corona a few blocks from Shea Stadium, the police said. Earlier in the evening 10 youths from 12 to 19 had been taking turns riding a moped, Lieut. Shelly Neal of the 115th Precinct detectives said. The police said the motorbike belonged to Shamel. Friends of the slain boy said he had borrowed it from a friend.</w:t>
+        <w:t>On ''Designing Women,'' elegant, expensively coiffed Southern businesswomen talk for a second or two with striking curtain factory employees and at once become partisans of the strike: ''We are all labor!'' the ladies cry. In the Harvard alumni magazine, a recent graduate genially avers that ''we're all working class.''</w:t>
         <w:br/>
-        <w:t>At about 11 o'clock, the teen-agers put away the motorbike in a driveway behind 34-14 109th Street, a ramshackle three-story building where Mr. Mines lives, witnesses said. Minutes later, as the group went down the street, Mr. Mines left the driveway on the moped, said a friend of Shamel, Shahid Whiting, 14. ''Shamel yelled, 'Get off my bike!' '' Shahid recounted. ''Then the other kid said: 'You all want a beef! You all want a beef!' And then he ran into his house.''</w:t>
+        <w:t>And the myth directly affects the distribution of privileges, bounties and hazards in every sector of life.</w:t>
         <w:br/>
-        <w:t>Two witnesses said Mr. Mines left the house a minute later with a gun in his hand. His 16-year-old brother, Elbert, wrapped his arms around Dion Mines to restrain him, the witnesses said, but he broke away.</w:t>
+        <w:t>Every year, a Federal housing donation of close to $40 billion is awarded to millions earning more than $50,000 annually. The donation takes the form of tax abatements, such as the mortgage interest and property tax exemptions, and the capital gains deferral on housing sales.</w:t>
         <w:br/>
-        <w:t>Shahid said Dion Mines put the gun barrel up to the face of Gerald Scott, 14, and said, '' 'What's up, man?' ''</w:t>
+        <w:t>The handout to these $50,000-plus neediest comes at a time when the fair market price of rental housing in all 50 states exceeds the means of families in which two wage-earners work full time for the minimum wage, and when New York City alone has 170,000 families on the waiting list for public housing. Only the faith that America is a classless society prevents this charity to the propertied from being recognized for what it is: an indefensible class ripoff.</w:t>
         <w:br/>
-        <w:t>''Then Shamel said, 'If you want to pull a gun, you have to use that gun,''' Shahid recalled. ''And Dion said, 'You think I'm joking here.' ''</w:t>
+        <w:t>And the myth of classlessness figures in corporate decisions that strip the workforce of its dignity and skills by killing off one industry after another, from steel to semiconductors. The assumption is that workers aren't shaped by their skills; when quality jobs disappear, workers can just do - and be - something else.</w:t>
         <w:br/>
-        <w:t>With the moped between them, Mr. Mines pointed the gun at Shamel and pulled the trigger, witnesses said. The gun clicked but did not fire. Mr. Mines recocked the gun, Shahid said. Mr. Mines pulled the trigger again. The gun fired. The bullet tore through Shamel Knight's mouth and entered his brain.</w:t>
+        <w:t>Classlessness functions as the ultimate unspoken excuse for a range of inequities stretching from regressive Social Security taxes to pauperization requirements for care for the disabled, from Attorney General Dick Thornburgh's rejection of guidelines mandating prison terms for white collar criminals to the denial of proper medical care to heart disease patients lacking private insurance and wholly dependent on Medicare.</w:t>
         <w:br/>
-        <w:t>He was taken to the City Hospital Center at Elmhurst, where he died at 11:45, the police said. A shell casing was found at the scene. The gun was not recovered.</w:t>
+        <w:t>The Vietnam ''draft,'' the upper income ''bubble,'' tracking in the public schools, ''vocational'' education - all these episodes of state-administered injustice reflect the influence of the myth of classlessness.</w:t>
         <w:br/>
-        <w:t xml:space="preserve"> </w:t>
+        <w:t>And always that influence is masked, obscured, downplayed. Work-related accidents and illnesses kill 70,000 a year - but those people are nearly invisible. ''Most occupational risks are blue collar,'' says Peter Sandman, director of the Environmental Communication Research Program at Rutgers, ''If most risks were professional level they'd get more [media] coverage.''</w:t>
         <w:br/>
-        <w:t>Search for Suspect</w:t>
+        <w:t>Gov. James Florio dared to present a fresh, pertinent vision of New Jersey - a vision of a state prepared to acknowledge the realities of our class system and committed to broadening educational opportunity and narrowing the gulf separating rich and poor. The protest against his program is strongest in the richest suburbs, but it has significant working class backing. How could it be otherwise, given the huge resources that have been poured into the campaign to persuade us that we're all one, that each has access to all, that serious inequities simply don't exist?</w:t>
         <w:br/>
-        <w:t>The police said that they were searching for Mr. Mines and that they had a search warrant for a house where he is believed to be hiding. They would not disclose the location.</w:t>
+        <w:t>An immense weight of subsidized opinion has gathered on the side of social untruth, and the means available to those who try to contend against the untruth are fragile. Social wrong is accepted because substantive, as opposed to sitcom, knowledge about class has been habitually suppressed, and the key mode of suppression remains the promotion of the idea of classlessness.</w:t>
         <w:br/>
-        <w:t>Witnesses to the shooting said Mr. Mines and his brother fled on foot. The other youths ran to tell Shamel's mother, Cynthia Knight Crumpley, that her boy was dying. Among them was Shamel's 12-year-old brother, Naquan.</w:t>
-        <w:br/>
-        <w:t>''My son Naquan ran here and said, 'Shamel is shot,' '' Mrs. Crumpley said yesterday. ''I ran down the street and saw him laying there. I saw this blood on his head. I thought he was just grazed.''</w:t>
-        <w:br/>
-        <w:t>Shamel lived in a three-story house at 27-26 111th Street with his mother, brother and a 10-year-old stepbrother, said his family and friends. His mother said she raised the family on welfare. His stepfather, Thomas Crumpley, has been in prison for four years.</w:t>
-        <w:br/>
-        <w:t>A student with a B average, Shamel graduated from Junior High School 145 in June and was planning to go to William Cullen Bryant High School next month, where he hoped to run track and play basketball, his mother said.</w:t>
-        <w:br/>
-        <w:t xml:space="preserve"> </w:t>
-        <w:br/>
-        <w:t>Police at the Door</w:t>
-        <w:br/>
-        <w:t>Dion Mines's father, Willy, said he had not seen his sons since he went home from his job at a liquor store at midnight and found the the police at his door. ''I don't know anything about it,'' he said. ''At night I go straight upstairs and drink my bottle of wine and go to sleep.''</w:t>
-        <w:br/>
-        <w:t>Mr. Mines said Dion Mines had been expelled from two high schools, was a slow learner and suffered from violent fits for four years. The father said that psychiatrists had examined his son, but that he did not have details. ''He's got a mental problem,'' Mr. Mines said. ''He was mentally disturbed in the head.''</w:t>
-        <w:br/>
-        <w:t>Dion Mines's mother, Sylvia Mines, is a social worker for the Human Resources Administration at an Income Maintenence Center in Long Island City, Mr. Mines said. A spokesman for the H.R.A., Earl Weber, said Mrs. Mines was in charge of evaluating eligibility for welfare.</w:t>
-        <w:br/>
-        <w:t>Friends of Dion Mines described him as simple minded and at times irrational. They said he often talked about wanting to make a name for himself by killing someone and sometimes mentioned that he would like to be a criminal featured on the ''American's Most Wanted'' on the Fox television network.</w:t>
-        <w:br/>
-        <w:t>Several neighborhood teen-agers said it was easy to obtain an unlicensed gun on the street for as little as $100. ''You just got to know somebody,'' one said. ''They sell them everywhere, on the street, out of cars, at people's houses. For $100 you can get one of those little .22's.''</w:t>
+        <w:t>We shall not shake the monster in our midst until we take serious account of the idea of difference - differences between, for one more example, youngsters for whom opportunity means college and youngsters for whom opportunity can only mean the Army. The task is nothing less than that of laying bare the links between the perpetuation of the myth of social sameness and the perpetuation of social wrong. We have all too little time in which to get on with it.</w:t>
         <w:br/>
         <w:br/>
         <w:t>Graphic</w:t>
@@ -107,7 +87,7 @@
         <w:br/>
         <w:t xml:space="preserve"> </w:t>
         <w:br/>
-        <w:t>Photos: Shamel Knight in a photograph taken last year, when he was 13 years old. He was killed on Wednesday night. (pg. B1); Neighborhood youngsters looking at a photograph of Shamel Knight, 14 years old, that his mother placed on their stoop in Corona, Queens. (Jim Estrin for The New York Times) (pg. B2)</w:t>
+        <w:t>Drawing</w:t>
       </w:r>
     </w:p>
     <w:sectPr>

--- a/example_articles/setting/Multiple/2.setting_Multiple_New_York_Times.docx
+++ b/example_articles/setting/Multiple/2.setting_Multiple_New_York_Times.docx
@@ -7,7 +7,7 @@
         <w:pStyle w:val="Heading1"/>
       </w:pPr>
       <w:r>
-        <w:t>The Myth of Classnessness</w:t>
+        <w:t>Mo Salah Gives Egyptians What We Need; Contributing Op-Ed Writer</w:t>
       </w:r>
     </w:p>
     <w:p>
@@ -17,22 +17,22 @@
     </w:p>
     <w:p>
       <w:r>
-        <w:t>Date: 1990-10-10</w:t>
+        <w:t>Date: 2018-06-18</w:t>
       </w:r>
     </w:p>
     <w:p>
       <w:r>
-        <w:t>Section: Section A; Page 23, Column 1; Editorial Desk; Op-Ed</w:t>
+        <w:t>Section: OPINION</w:t>
       </w:r>
     </w:p>
     <w:p>
       <w:r>
-        <w:t>Source file: NYT/29.DOCX</w:t>
+        <w:t>Source file: NYT/24.DOCX</w:t>
       </w:r>
     </w:p>
     <w:p>
       <w:r>
-        <w:t>Raw locations result, 'locations': ['New Jersey', 'New York']</w:t>
+        <w:t>Raw locations result, 'locations': ['Egypt']</w:t>
       </w:r>
     </w:p>
     <w:p>
@@ -49,45 +49,33 @@
     </w:p>
     <w:p>
       <w:r>
-        <w:t>This country is in shackles, its thought, character and public policy locked in distortion and lies. The deceit stands at the root of Federal and state budgetary chaos and corrodes every aspect of national life. It causes the chief executive to expatiate on the defense of ''our life style'' - our life style - as though the way of life of the privileged were universal. And that obliviousness is but a minor symptom of a vast, country-wide self- deception.</w:t>
+        <w:t>CAIRO — The last time I watched a football match in its entirety was on June 12, 1990. Egypt was playing the Netherlands in the World Cup in Italy. I was 13 and watched the game on a small living-room television screen in Cairo, surrounded by my older cousins and their friends. We were a group of 20 Egyptians and one Dutch-Egyptian, whose loyalties were severely divided. It was Egypt's first appearance in a World Cup in 56 years.</w:t>
         <w:br/>
-        <w:t>Several hallowed concepts - independence, individualism, choice -are woven into the web of illusion and self-deception. But presiding over the whole is the icon of classlessness.</w:t>
+        <w:t>We're a country of more than 95 million people, and like much of the continent, football is our national sport. Judging from the streets on any day there is an important league match, a sizable majority of Egyptians are fans — many of them divided between the country's two most popular teams, Ahly and Zamalek, but united around the national team.</w:t>
         <w:br/>
-        <w:t>George Bush asserts that class is ''for European democracies or something else - it isn't for the United States of America. We are not going to be divided by class.'' The forces behind this icon of classlessness range from the media to the national experience of public education.</w:t>
+        <w:t>I grew up in Cairo, down the street from the headquarters of the Ahly team, and football was an almost inescapable element of daily life. It was always on the radio, on TV and in conversation around me. You were invariably asked about your affiliation, and for much of the nearly 30 years of President Hosni Mubarak's rule, it was thought that football could contain political dissent, at least at home. Mr. Mubarak spent heavily on the national team, propping up its profile and raising the stakes of its successes — so much so that a longstanding rivalry with Algeria's team devolved into rioting in 2009, and required the intervention of diplomats.</w:t>
         <w:br/>
-        <w:t>The myth of classlessness has a history, of course. Caught up in that history, the Framers of the Constitution refused to impose land and property qualifications for Federal office; and 8 out of 10 Americans, in the Depression, claimed to be middle class. In our time, the myth not only lives deep in people's our nerves, but exerts an ever more destructive influence on public policy.</w:t>
+        <w:t>Somehow I never caught football fever and neither did my brother. This might have been the result of a British education (which favors rugby) or the combined effect of our football-fanatic father's absence (he lived abroad) and our mother's blanket noninterest in sports. But Egypt's qualification for the World Cup this year would have been an event to celebrate with or without Mohamed Salah, the 25-year-old player who led Liverpool to the Champions League final with his record-setting 32 goals this season. His inclusion in the national squad, the Pharaohs, has made converts of us all.</w:t>
         <w:br/>
-        <w:t>The myth is in tens of thousands of hours of sitcoms watched by tens of millions, young and old. On ''The Cosby Show,'' black Princeton grads win admission to the law and medical schools of their choice - then chuck it all, preferring to start at the bottom as busboys and waitresses.</w:t>
+        <w:t>With Egypt now playing in the World Cup, 28 years after the last time, billboards and posters celebrating the Pharaohs tower over many main streets of Cairo. Salah's name and face are plastered on T-shirts, of course, but also on shop doors and supermarket fliers, and on the cash register of our local dry cleaner. Although Salah sat out Egypt's first match on Friday because of an injury and the game ended in a 0-1 loss to Uruguay, fans still honked horns in the streets and waved the Egyptian flag out of car windows in joy.</w:t>
         <w:br/>
-        <w:t>On ''Designing Women,'' elegant, expensively coiffed Southern businesswomen talk for a second or two with striking curtain factory employees and at once become partisans of the strike: ''We are all labor!'' the ladies cry. In the Harvard alumni magazine, a recent graduate genially avers that ''we're all working class.''</w:t>
+        <w:t>It was through my sports-agnostic brother that I was introduced to Salah earlier this year, when I overheard him speaking to a friend with excitement (perhaps as a Muslim Londoner) about the Liverpool fans' chant: "Mo Salah — la la la la, la la la la la. If he's good enough for you, he's good enough for me. If he scores another few, then I'll be Muslim too." It was a gallery curator and art historian friend — usually hypercritical — who exclaimed with delight that I "had" to write about the British Museum's            "incredible" acquisition of Salah's football cleats, which have been displayed beside a monumental bust of Pharaoh Ramses II. A cousin who disavowed football over her husband's obsession with it has been bombarding a family WhatsApp group with daily postings on #MoSalah.</w:t>
         <w:br/>
-        <w:t>And the myth directly affects the distribution of privileges, bounties and hazards in every sector of life.</w:t>
+        <w:t>As a non-football-fan who has watched even more committed non-fans become passionate supporters, it is hard not to think of the excitement around Salah in symbolic political terms. First, for what he represents on the opposite side of the conservative populist current that has swept Europe and the United States, during this moment of Western anti-immigration rhetoric, Brexit and bans on Muslims. Salah is an underdog — an Egyptian, a Muslim, an immigrant — but with so many people rallying around and rooting for him, his miraculous talent is dispelling prejudice.</w:t>
         <w:br/>
-        <w:t>Every year, a Federal housing donation of close to $40 billion is awarded to millions earning more than $50,000 annually. The donation takes the form of tax abatements, such as the mortgage interest and property tax exemptions, and the capital gains deferral on housing sales.</w:t>
+        <w:t>As an Egyptian, I find it hard not to think of Salah also against the backdrop of the 2011 revolution. Although the feelings aren't quite comparable, the last time I felt myself leap inside, wanting to take to the streets with an Egyptian flag — as Salah inspires today — was in those early days of the uprising and through the first election the following year. Since then, though, the disappointments have been many and they have become extreme. There is a feeling of having lost ground as citizens — of no longer having any sway on the direction the country may take, as we felt we did back then.</w:t>
         <w:br/>
-        <w:t>The handout to these $50,000-plus neediest comes at a time when the fair market price of rental housing in all 50 states exceeds the means of families in which two wage-earners work full time for the minimum wage, and when New York City alone has 170,000 families on the waiting list for public housing. Only the faith that America is a classless society prevents this charity to the propertied from being recognized for what it is: an indefensible class ripoff.</w:t>
+        <w:t>Salah was born to a modest, working-class family in a rural village 80 miles from Cairo; the place didn't have a proper medical center or ambulance unit until Salah reportedly donated money for their establishment. Salah, as a hero and symbol, doesn't bring back what we lost when the hopes of the revolution shattered, but he offers an antidote to the political battering the country has taken, and he suggests a sense of possibility even to young Egyptians from backgrounds like his. Football players have the status of pop stars in Egypt, and Salah's is the ultimate success story — not just a story of fame and riches. It is widely thought that if he ran for political office, he might be elected.</w:t>
         <w:br/>
-        <w:t>And the myth of classlessness figures in corporate decisions that strip the workforce of its dignity and skills by killing off one industry after another, from steel to semiconductors. The assumption is that workers aren't shaped by their skills; when quality jobs disappear, workers can just do - and be - something else.</w:t>
+        <w:t>Perhaps that's why his image is sometimes appropriated by others. A glaring example came earlier this month, at the Egyptian team's training camp in Chechnya, when he was reportedly roused from a nap for a photo opportunity with Ramzan A. Kadyrov, the Russian republic's autocratic leader.            A photograph of Salah shaking the hand of President Abdel Fattah el-           Sisi of Egyptcirculated in the state press and on social media after his record-setting season. When Egypt's antidrug agency            used Salah as the face of a video campaign in April, its social media pages received a combined 8.4 million views in 72 hours. Salah's success is being co-opted by the state, but the results aren't necessarily sinister: He is a genuinely unifying force, the one thing in Egypt that everyone seems invested in.</w:t>
         <w:br/>
-        <w:t>Classlessness functions as the ultimate unspoken excuse for a range of inequities stretching from regressive Social Security taxes to pauperization requirements for care for the disabled, from Attorney General Dick Thornburgh's rejection of guidelines mandating prison terms for white collar criminals to the denial of proper medical care to heart disease patients lacking private insurance and wholly dependent on Medicare.</w:t>
+        <w:t>Despite this, Salah isn't overtly political; he says it's for Egyptians, not Egypt, that he has put on the cleats of his national team. Yet he has power, and it comes from how, much like the revolution punctured the decades of stasis that preceded it, he is now puncturing the stark reality that has emerged since the revolution failed. Salah's success may not redeem the state of the nation, but he offers an escape from the present moment and a long history of political disappointments. Whether we win or lose in Tuesday's match against Russia, for Egyptians, Salah's existence alone feels like a win. As the Liverpool fans say, "Mo Salah is a gift from Allah."</w:t>
         <w:br/>
-        <w:t>The Vietnam ''draft,'' the upper income ''bubble,'' tracking in the public schools, ''vocational'' education - all these episodes of state-administered injustice reflect the influence of the myth of classlessness.</w:t>
+        <w:t>Yasmine El Rashidi is the author of "The Battle for Egypt: Dispatches from the Revolution" and "Chronicle of a Last Summer: A Novel of Egypt."</w:t>
         <w:br/>
-        <w:t>And always that influence is masked, obscured, downplayed. Work-related accidents and illnesses kill 70,000 a year - but those people are nearly invisible. ''Most occupational risks are blue collar,'' says Peter Sandman, director of the Environmental Communication Research Program at Rutgers, ''If most risks were professional level they'd get more [media] coverage.''</w:t>
+        <w:t xml:space="preserve">Ms. El Rashidi, a journalist and novelist, is a long-time resident of Cairo. </w:t>
         <w:br/>
-        <w:t>Gov. James Florio dared to present a fresh, pertinent vision of New Jersey - a vision of a state prepared to acknowledge the realities of our class system and committed to broadening educational opportunity and narrowing the gulf separating rich and poor. The protest against his program is strongest in the richest suburbs, but it has significant working class backing. How could it be otherwise, given the huge resources that have been poured into the campaign to persuade us that we're all one, that each has access to all, that serious inequities simply don't exist?</w:t>
-        <w:br/>
-        <w:t>An immense weight of subsidized opinion has gathered on the side of social untruth, and the means available to those who try to contend against the untruth are fragile. Social wrong is accepted because substantive, as opposed to sitcom, knowledge about class has been habitually suppressed, and the key mode of suppression remains the promotion of the idea of classlessness.</w:t>
-        <w:br/>
-        <w:t>We shall not shake the monster in our midst until we take serious account of the idea of difference - differences between, for one more example, youngsters for whom opportunity means college and youngsters for whom opportunity can only mean the Army. The task is nothing less than that of laying bare the links between the perpetuation of the myth of social sameness and the perpetuation of social wrong. We have all too little time in which to get on with it.</w:t>
-        <w:br/>
-        <w:br/>
-        <w:t>Graphic</w:t>
-        <w:br/>
-        <w:br/>
-        <w:t xml:space="preserve"> </w:t>
-        <w:br/>
-        <w:t>Drawing</w:t>
+        <w:t>PHOTO: A man in Mohamed Salah's home village of Nagrig, Egypt, wearing a football jersey with the athlete's name on it. (PHOTOGRAPH BY Sima Diab for The New York Times FOR THE NEW YORK TIMES)</w:t>
       </w:r>
     </w:p>
     <w:sectPr>

--- a/example_articles/setting/Multiple/2.setting_Multiple_New_York_Times.docx
+++ b/example_articles/setting/Multiple/2.setting_Multiple_New_York_Times.docx
@@ -7,7 +7,7 @@
         <w:pStyle w:val="Heading1"/>
       </w:pPr>
       <w:r>
-        <w:t>Mo Salah Gives Egyptians What We Need; Contributing Op-Ed Writer</w:t>
+        <w:t>G.O.P. Leader in Albany Faces Party Fight on Ending Rent Rules</w:t>
       </w:r>
     </w:p>
     <w:p>
@@ -17,22 +17,22 @@
     </w:p>
     <w:p>
       <w:r>
-        <w:t>Date: 2018-06-18</w:t>
+        <w:t>Date: 1997-01-13</w:t>
       </w:r>
     </w:p>
     <w:p>
       <w:r>
-        <w:t>Section: OPINION</w:t>
+        <w:t>Section: Section A; ; Section A; Page 1; Column 4; Metropolitan Desk ; Column 4;</w:t>
       </w:r>
     </w:p>
     <w:p>
       <w:r>
-        <w:t>Source file: NYT/24.DOCX</w:t>
+        <w:t>Source file: NYT/47.DOCX</w:t>
       </w:r>
     </w:p>
     <w:p>
       <w:r>
-        <w:t>Raw locations result, 'locations': ['Egypt']</w:t>
+        <w:t>Raw locations result, 'locations': ['New York']</w:t>
       </w:r>
     </w:p>
     <w:p>
@@ -49,33 +49,55 @@
     </w:p>
     <w:p>
       <w:r>
-        <w:t>CAIRO — The last time I watched a football match in its entirety was on June 12, 1990. Egypt was playing the Netherlands in the World Cup in Italy. I was 13 and watched the game on a small living-room television screen in Cairo, surrounded by my older cousins and their friends. We were a group of 20 Egyptians and one Dutch-Egyptian, whose loyalties were severely divided. It was Egypt's first appearance in a World Cup in 56 years.</w:t>
+        <w:t>Just weeks after calling for ending almost all rent regulations, the Republican leader of the State Senate faces a potential revolt among some Republicans that could derail his plans for sweeping changes to the system.</w:t>
         <w:br/>
-        <w:t>We're a country of more than 95 million people, and like much of the continent, football is our national sport. Judging from the streets on any day there is an important league match, a sizable majority of Egyptians are fans — many of them divided between the country's two most popular teams, Ahly and Zamalek, but united around the national team.</w:t>
+        <w:t>In interviews over recent days, six Republican State Senators or their aides expressed strong opposition to the proposal by Joseph L. Bruno, the Senate majority leader, to abolish rent protections for almost all tenants but the elderly, disabled and poor.</w:t>
         <w:br/>
-        <w:t>I grew up in Cairo, down the street from the headquarters of the Ahly team, and football was an almost inescapable element of daily life. It was always on the radio, on TV and in conversation around me. You were invariably asked about your affiliation, and for much of the nearly 30 years of President Hosni Mubarak's rule, it was thought that football could contain political dissent, at least at home. Mr. Mubarak spent heavily on the national team, propping up its profile and raising the stakes of its successes — so much so that a longstanding rivalry with Algeria's team devolved into rioting in 2009, and required the intervention of diplomats.</w:t>
+        <w:t>Because the Republicans hold only a five-vote majority in the Senate, the potential for six defections raises serious questions about whether Mr. Bruno can deliver on his pledge to end the rent regulations, which currently limit rent increases for about 1.2 million apartments, nearly all of them in New York City and its suburbs.</w:t>
         <w:br/>
-        <w:t>Somehow I never caught football fever and neither did my brother. This might have been the result of a British education (which favors rugby) or the combined effect of our football-fanatic father's absence (he lived abroad) and our mother's blanket noninterest in sports. But Egypt's qualification for the World Cup this year would have been an event to celebrate with or without Mohamed Salah, the 25-year-old player who led Liverpool to the Champions League final with his record-setting 32 goals this season. His inclusion in the national squad, the Pharaohs, has made converts of us all.</w:t>
+        <w:t>The opposition also potentially weakens Mr. Bruno's bargaining position in coming negotiations with the Democratic leaders of the State Assembly on this issue. Not only that, Mr. Bruno had been expected to use rent regulations as a bargaining chip to gain concessions on other issues, like tax cuts.</w:t>
         <w:br/>
-        <w:t>With Egypt now playing in the World Cup, 28 years after the last time, billboards and posters celebrating the Pharaohs tower over many main streets of Cairo. Salah's name and face are plastered on T-shirts, of course, but also on shop doors and supermarket fliers, and on the cash register of our local dry cleaner. Although Salah sat out Egypt's first match on Friday because of an injury and the game ended in a 0-1 loss to Uruguay, fans still honked horns in the streets and waved the Egyptian flag out of car windows in joy.</w:t>
+        <w:t>Senator Bruno has vowed to allow the current rules to die a quick death when they expire next June if Assembly Democrats do not agree to phase out almost all rent rules by 1999. But that would expose a number of Republicans representing areas with high concentrations of tenants to attacks back home in their own districts, where tenants' groups and Democrats have vowed to make rent regulation a campaign issue.</w:t>
         <w:br/>
-        <w:t>It was through my sports-agnostic brother that I was introduced to Salah earlier this year, when I overheard him speaking to a friend with excitement (perhaps as a Muslim Londoner) about the Liverpool fans' chant: "Mo Salah — la la la la, la la la la la. If he's good enough for you, he's good enough for me. If he scores another few, then I'll be Muslim too." It was a gallery curator and art historian friend — usually hypercritical — who exclaimed with delight that I "had" to write about the British Museum's            "incredible" acquisition of Salah's football cleats, which have been displayed beside a monumental bust of Pharaoh Ramses II. A cousin who disavowed football over her husband's obsession with it has been bombarding a family WhatsApp group with daily postings on #MoSalah.</w:t>
+        <w:t>In fact, Democrats in the Senate say they will try to force a vote on a bill extending the rent protections if Mr. Bruno continues to stake out his current position on the issue.</w:t>
         <w:br/>
-        <w:t>As a non-football-fan who has watched even more committed non-fans become passionate supporters, it is hard not to think of the excitement around Salah in symbolic political terms. First, for what he represents on the opposite side of the conservative populist current that has swept Europe and the United States, during this moment of Western anti-immigration rhetoric, Brexit and bans on Muslims. Salah is an underdog — an Egyptian, a Muslim, an immigrant — but with so many people rallying around and rooting for him, his miraculous talent is dispelling prejudice.</w:t>
+        <w:t>"Joe has put a lot of his own members at risk," said Martin Connor, a Senator from Brooklyn who is the leader of the Senate Democrats. "Why would I let them off the hook politically? They say they support rent regulations. They'll get a chance to prove it one way or the other."</w:t>
         <w:br/>
-        <w:t>As an Egyptian, I find it hard not to think of Salah also against the backdrop of the 2011 revolution. Although the feelings aren't quite comparable, the last time I felt myself leap inside, wanting to take to the streets with an Egyptian flag — as Salah inspires today — was in those early days of the uprising and through the first election the following year. Since then, though, the disappointments have been many and they have become extreme. There is a feeling of having lost ground as citizens — of no longer having any sway on the direction the country may take, as we felt we did back then.</w:t>
+        <w:t>While a couple of senators say they would seriously consider joining Democrats in supporting a bill extending the current rent laws, it is far from clear whether such a bipartisan coalition could produce enough votes in the Senate to keep rent regulations intact. But what is clear is that a considerable number of Senate Republicans support a compromise measure that would change the rent regulations far less than Mr. Bruno wants.</w:t>
         <w:br/>
-        <w:t>Salah was born to a modest, working-class family in a rural village 80 miles from Cairo; the place didn't have a proper medical center or ambulance unit until Salah reportedly donated money for their establishment. Salah, as a hero and symbol, doesn't bring back what we lost when the hopes of the revolution shattered, but he offers an antidote to the political battering the country has taken, and he suggests a sense of possibility even to young Egyptians from backgrounds like his. Football players have the status of pop stars in Egypt, and Salah's is the ultimate success story — not just a story of fame and riches. It is widely thought that if he ran for political office, he might be elected.</w:t>
+        <w:t>But in an interview, Mr. Bruno played down the dissent among his members, saying that he did not expect every one of his members to agree with his postion. He also suggested that he did not expect enough to join with Democrats to pass a bill that he opposed.</w:t>
         <w:br/>
-        <w:t>Perhaps that's why his image is sometimes appropriated by others. A glaring example came earlier this month, at the Egyptian team's training camp in Chechnya, when he was reportedly roused from a nap for a photo opportunity with Ramzan A. Kadyrov, the Russian republic's autocratic leader.            A photograph of Salah shaking the hand of President Abdel Fattah el-           Sisi of Egyptcirculated in the state press and on social media after his record-setting season. When Egypt's antidrug agency            used Salah as the face of a video campaign in April, its social media pages received a combined 8.4 million views in 72 hours. Salah's success is being co-opted by the state, but the results aren't necessarily sinister: He is a genuinely unifying force, the one thing in Egypt that everyone seems invested in.</w:t>
+        <w:t>"The bottom line is that rent controls sunsets," he said, referring to the June 15 expiration of the law. "You need to pass a bill to keep it alive. Six do not pass a bill."</w:t>
         <w:br/>
-        <w:t>Despite this, Salah isn't overtly political; he says it's for Egyptians, not Egypt, that he has put on the cleats of his national team. Yet he has power, and it comes from how, much like the revolution punctured the decades of stasis that preceded it, he is now puncturing the stark reality that has emerged since the revolution failed. Salah's success may not redeem the state of the nation, but he offers an escape from the present moment and a long history of political disappointments. Whether we win or lose in Tuesday's match against Russia, for Egyptians, Salah's existence alone feels like a win. As the Liverpool fans say, "Mo Salah is a gift from Allah."</w:t>
+        <w:t>Mr. Bruno's problems are compounded because his stance could hurt important Republicans outside the Senate, including Mayor Rudolph W. Giuliani, who is up for re-election this year and who has said he does not see any need for weakening rent protections in New York City now.</w:t>
         <w:br/>
-        <w:t>Yasmine El Rashidi is the author of "The Battle for Egypt: Dispatches from the Revolution" and "Chronicle of a Last Summer: A Novel of Egypt."</w:t>
+        <w:t>Many Democrats say the Senate leader's position provides them the opportunity to paint Mr. Giuliani and other Republicans, like Gov. George E. Pataki, who is running for re-election next year, as members of a party bent on stripping away such safeguards for working-class people.</w:t>
         <w:br/>
-        <w:t xml:space="preserve">Ms. El Rashidi, a journalist and novelist, is a long-time resident of Cairo. </w:t>
+        <w:t>Within the Senate itself, Mr. Bruno is under particular pressure to tread cautiously because the opposition to his proposal is coming from highly influential Republicans who fill the Senate's leadership ranks. The members include Nicholas A. Spano, who is chairman of the politically potent Westchester County Republican Party; Guy J. Velella, a Senator from the Bronx who also is a key fund-raiser for Republicans and leads the local party in that borough, and Dean G. Skelos, a Long Island legislator who, as the Senate's deputy majority leader, is widely regarded as a potential successor to Mr. Bruno.</w:t>
         <w:br/>
-        <w:t>PHOTO: A man in Mohamed Salah's home village of Nagrig, Egypt, wearing a football jersey with the athlete's name on it. (PHOTOGRAPH BY Sima Diab for The New York Times FOR THE NEW YORK TIMES)</w:t>
+        <w:t>"I feel that the current regulations in place affecting Westchester tenants are the appropriate way to go," Mr. Spano said. "I think that it is an appropriate place for Senator Bruno to begin negotiating. But everything is subject to compromise in the state capital. I expect that will happen."</w:t>
+        <w:br/>
+        <w:t>Jane Petrik, a spokeswoman for Senator Velella, said he had a similar position on the matter.</w:t>
+        <w:br/>
+        <w:t>"The Senator is firmly in favor of preserving the laws as they now exist." she said. "He is fighting to preserve the laws as they currently exist."</w:t>
+        <w:br/>
+        <w:t>The issue is so volatile that some Republican Senators have privately acknowledged that they are counting on Assembly Speaker Sheldon Silver, a Democrat from Manhattan, to refuse to act on a variety of issues dear to Mr. Bruno until the Senate leader agrees to restore most of the current rent protections. As one Senator who spoke on condition of anonymity put it: "What we expect Shelly will do is find something that is important to Bruno and hold it up."</w:t>
+        <w:br/>
+        <w:t>Mr. Bruno's plan calls for suspending rent regulations for most but not all apartments that become vacant after June 15, 1997, permitting landlords to charge whatever the market would allow. He would also expand so-called luxury decrontrol of more higher-priced apartments. Under luxury decontrol, apartments that rent for $2,000 a month or more and have occupants with annual incomes of more than $250,000 for two consecutive years lose their rent protections. Mr. Bruno has not said by how much he would seek to lower those thresholds.</w:t>
+        <w:br/>
+        <w:t>But even as he has threatened to allow rent regulations to expire in June unless he gets his way, Mr. Bruno has begun to soften his stance, as his fellow party members have privately voiced their opposition. In a speech before landlords last month, for example, he proposed abolishing rent regulation for all tenants but the elderly and the disabled. But then a few weeks later, he said he would support maintaining protections for poor renters as well, though he did not say who would qualify as poor.</w:t>
+        <w:br/>
+        <w:t>Even so, a number of Republicans senators apparently want him to moderate his position further.</w:t>
+        <w:br/>
+        <w:t>Senator Frank Padavan, a Republican from Queens, said he would consider joining Democrats to extend the rent regulations if necessary.</w:t>
+        <w:br/>
+        <w:t>"I am opposed to Senator Bruno's proposal," he said. "I will do whatever I can to prevent rent protections from expiring."</w:t>
+        <w:br/>
+        <w:t>Senator Roy M. Goodman, a Manhattan Republican who represents the Upper East Side, said he too would consider joining Democrats. "This is not a party issue," he said. "This transcends party. It goes to the heart of my district."</w:t>
+        <w:br/>
+        <w:t>Mr. Skelos, the Republican from Long Island who is a close ally of Mr. Bruno, did not return telephone calls requesting an interview on the subject. But Brent Bogardus, his executive assistant, said the Senator's general position is that rent protections should be extended for middle-class people and that he probably would not go as far as Mr. Bruno's proposal.</w:t>
+        <w:br/>
+        <w:t>"I think the Senator is confident that a continuation will be worked out," he said.</w:t>
       </w:r>
     </w:p>
     <w:sectPr>
